--- a/data/ai_paras/AI_para_178.docx
+++ b/data/ai_paras/AI_para_178.docx
@@ -4,7 +4,7 @@
   <w:body>
     <w:p>
       <w:r>
-        <w:t>The strategic use of alliteration in "Slow Through the Dark" by Paul Laurence Dunbar significantly enhances the poem's mood and rhythm. Dunbar's repetition of consonant sounds, such as in the line "The heavy heart harbors," establishes a somber tone that mirrors the speaker's emotional struggle. This technique imbues the poem with a musical quality, as the repeated 'h' sound creates a hushed resonance, underscoring the theme of perseverance. Furthermore, the alliteration in "dark and dreary days" accentuates the oppressive atmosphere, drawing the reader into the speaker's world of adversity. According to scholarly analyses, such sound patterns in Dunbar's work serve not only to embellish his verses but also to deepen the reader's emotional engagement, as seen in the broader context of his poetic oeuvre (Lee et al., 2020).</w:t>
+        <w:t>In conclusion, the analysis of Paul Laurence Dunbar's "Slow Through the Dark" reveals how both form and sound elements intricately contribute to the poem's overall impact. The structured verse and rhythmic cadence underscore the theme of perseverance, with the sonnet-like form marking a pivotal transition from despair to resilience, as noted in scholarly analyses (Ref-s748744). Alliteration, through repeated consonant sounds, creates a somber mood and musical quality, drawing readers into the emotional landscape of the poem. Similarly, assonance enhances the lyrical quality, using vowel repetition to amplify the themes of solitude and perseverance. Collectively, these elements not only embellish the poem aesthetically but also deepen the reader's emotional engagement, illustrating Dunbar's mastery in weaving sound and form to enrich thematic expression.</w:t>
       </w:r>
     </w:p>
     <w:sectPr>
